--- a/SRS/SpeedSplit SRS V4.docx
+++ b/SRS/SpeedSplit SRS V4.docx
@@ -91,7 +91,7 @@
           <w:lang w:eastAsia="en-GB"/>
           <w14:ligatures w14:val="none"/>
         </w:rPr>
-        <w:t>3</w:t>
+        <w:t>4</w:t>
       </w:r>
     </w:p>
     <w:p>
